--- a/КИС/Отчет_Динамическая_модель_подпроцесса.docx
+++ b/КИС/Отчет_Динамическая_модель_подпроцесса.docx
@@ -51,13 +51,13 @@
           <w:b/>
           <w:sz w:val="27"/>
         </w:rPr>
-        <w:t>Тема: «Динамическое моделирование подпроцессов автосервиса в нотации BPMN 2.0:</w:t>
+        <w:t>Тема: «Динамическое и информационное моделирование КИС автосервиса:</w:t>
         <w:br/>
         <w:t>Подпроцесс 1: Оформление заявки клиента (Данил)</w:t>
         <w:br/>
         <w:t>Подпроцесс 2: Исполнение наряд-заказа (Карим)</w:t>
         <w:br/>
-        <w:t>Сквозная динамическая модель процесса чип-тюнинга автомобиля»</w:t>
+        <w:t>Сквозная BPMN-модель и Общая реляционная модель данных (ERD)»</w:t>
         <w:br/>
       </w:r>
     </w:p>
@@ -136,7 +136,7 @@
           <w:color w:val="1E293B"/>
           <w:sz w:val="23"/>
         </w:rPr>
-        <w:t>В курсе «Корпоративные информационные системы» (КИС) проектирование архитектуры систем управления сервисным предприятием требует комплексного сочетания статического и динамического описания бизнес-процессов. Если в первой части лабораторной работы были построены статические модели — организационная структура сервиса, границы системы, мнемосхема документооборота и концептуальная модель базы данных (ERD), то целью второго этапа является построение строгой динамической модели подпроцессов в нотации BPMN 2.0 (Business Process Model and Notation) в среде Microsoft Visio.</w:t>
+        <w:t>В курсе «Корпоративные информационные системы» (КИС) проектирование архитектуры систем управления сервисным предприятием требует комплексного сочетания статического, динамического и информационного описания бизнес-процессов. Целью работы является построение строгой динамической модели процессов в нотации BPMN 2.0 и проектирование единой нормализованной реляционной модели данных (ERD) в среде Microsoft Visio.</w:t>
       </w:r>
     </w:p>
     <w:p>
@@ -152,23 +152,7 @@
           <w:color w:val="1E293B"/>
           <w:sz w:val="23"/>
         </w:rPr>
-        <w:t>Динамическая модель отражает функционирование системы во времени: последовательность технологических и управленческих операций, условия перехода между состояниями, логические развилки (шлюзы исключающего выбора XOR), контуры обработки сбоев и аварийного восстановления, а также циркуляцию документов и взаимодействие ролей с КИС.</w:t>
-      </w:r>
-    </w:p>
-    <w:p>
-      <w:pPr>
-        <w:spacing w:after="80" w:line="276" w:lineRule="auto"/>
-        <w:ind w:firstLine="709"/>
-        <w:jc w:val="both"/>
-      </w:pPr>
-      <w:r>
-        <w:rPr>
-          <w:rFonts w:ascii="Times New Roman" w:hAnsi="Times New Roman"/>
-          <w:i w:val="0"/>
-          <w:color w:val="1E293B"/>
-          <w:sz w:val="23"/>
-        </w:rPr>
-        <w:t>В соответствии с техническим заданием преподавателя кафедры АСУ Демченко М.С., лабораторное задание разделено между участниками проектной группы со следующей четкой специализацией:</w:t>
+        <w:t>В соответствии с техническим заданием преподавателя кафедры АСУ Демченко М.С., исследование разделено между участниками проектной группы со следующей четкой специализацией:</w:t>
       </w:r>
     </w:p>
     <w:p>
@@ -255,11 +239,20 @@
       <w:r>
         <w:rPr>
           <w:rFonts w:ascii="Times New Roman" w:hAnsi="Times New Roman"/>
+          <w:b/>
+          <w:color w:val="0F172A"/>
+          <w:sz w:val="23"/>
+        </w:rPr>
+        <w:t xml:space="preserve">4. Общая реляционная модель данных (ERD) — </w:t>
+      </w:r>
+      <w:r>
+        <w:rPr>
+          <w:rFonts w:ascii="Times New Roman" w:hAnsi="Times New Roman"/>
           <w:i w:val="0"/>
           <w:color w:val="1E293B"/>
           <w:sz w:val="23"/>
         </w:rPr>
-        <w:t>Все модели выполнены в строгом соответствии с требованиями стандарта BPMN 2.0: действия (Tasks) представлены блоками с синим контуром и заливкой, документы (Data Objects) оформлены в виде специального значка со скошенным уголком, подписи стрелок выполнены с прозрачным фоном без перекрывающих плашек.</w:t>
+        <w:t>спроектирована как единая база данных КИС в третьей нормальной форме (3NF), связывающая клиентские заявки, автомобили, наряды-заказы (контур Данила) с архивом стоковых дампов, калибровками, журналами прошивки с комментариями и актами сдачи-приемки (контур Карима).</w:t>
       </w:r>
     </w:p>
     <w:p>
@@ -565,7 +558,7 @@
           <w:color w:val="1E293B"/>
           <w:sz w:val="23"/>
         </w:rPr>
-        <w:t>КИС выполняет автоматический опрос базы данных по VIN-коду: проверяется история визитов, заводская комплектация, тип установленного ЭБУ (например, Bosch MG1, Continental Simos 18) и наличие проверенных протоколов чтения/записи для данного блока (шаг 1.3).</w:t>
+        <w:t>КИС выполняет автоматический опрос базы данных по VIN-коду: проверяется история визитов, заводская комплектация, тип установленного ЭБУ и наличие проверенных протоколов чтения/записи для данного блока (шаг 1.3).</w:t>
       </w:r>
     </w:p>
     <w:p>
@@ -729,107 +722,7 @@
           <w:color w:val="1E293B"/>
           <w:sz w:val="23"/>
         </w:rPr>
-        <w:t>В подпроцессе задействованы четыре функциональные дорожки:</w:t>
-      </w:r>
-    </w:p>
-    <w:p>
-      <w:pPr>
-        <w:spacing w:after="80" w:line="276" w:lineRule="auto"/>
-        <w:ind w:firstLine="709"/>
-        <w:jc w:val="both"/>
-      </w:pPr>
-      <w:r>
-        <w:rPr>
-          <w:rFonts w:ascii="Times New Roman" w:hAnsi="Times New Roman"/>
-          <w:b/>
-          <w:color w:val="0F172A"/>
-          <w:sz w:val="23"/>
-        </w:rPr>
-        <w:t xml:space="preserve">• Мастер-приемщик — </w:t>
-      </w:r>
-      <w:r>
-        <w:rPr>
-          <w:rFonts w:ascii="Times New Roman" w:hAnsi="Times New Roman"/>
-          <w:i w:val="0"/>
-          <w:color w:val="1E293B"/>
-          <w:sz w:val="23"/>
-        </w:rPr>
-        <w:t>осуществляет диспетчеризацию наряд-заказа в цеху, контроль соблюдения сроков и итоговую выдачу автомобиля клиенту с подписанием акта.</w:t>
-      </w:r>
-    </w:p>
-    <w:p>
-      <w:pPr>
-        <w:spacing w:after="80" w:line="276" w:lineRule="auto"/>
-        <w:ind w:firstLine="709"/>
-        <w:jc w:val="both"/>
-      </w:pPr>
-      <w:r>
-        <w:rPr>
-          <w:rFonts w:ascii="Times New Roman" w:hAnsi="Times New Roman"/>
-          <w:b/>
-          <w:color w:val="0F172A"/>
-          <w:sz w:val="23"/>
-        </w:rPr>
-        <w:t xml:space="preserve">• Инженер-диагност — </w:t>
-      </w:r>
-      <w:r>
-        <w:rPr>
-          <w:rFonts w:ascii="Times New Roman" w:hAnsi="Times New Roman"/>
-          <w:i w:val="0"/>
-          <w:color w:val="1E293B"/>
-          <w:sz w:val="23"/>
-        </w:rPr>
-        <w:t>выполняет глубокую входную диагностику электронных систем управления двигателем (ЭСУД), выявляет скрытые дефекты, оформляет электронный допуск к прошивке, а также проводит выходной тест-драйв со снятием динамических логов.</w:t>
-      </w:r>
-    </w:p>
-    <w:p>
-      <w:pPr>
-        <w:spacing w:after="80" w:line="276" w:lineRule="auto"/>
-        <w:ind w:firstLine="709"/>
-        <w:jc w:val="both"/>
-      </w:pPr>
-      <w:r>
-        <w:rPr>
-          <w:rFonts w:ascii="Times New Roman" w:hAnsi="Times New Roman"/>
-          <w:b/>
-          <w:color w:val="0F172A"/>
-          <w:sz w:val="23"/>
-        </w:rPr>
-        <w:t xml:space="preserve">• Специалист по чип-тюнингу — </w:t>
-      </w:r>
-      <w:r>
-        <w:rPr>
-          <w:rFonts w:ascii="Times New Roman" w:hAnsi="Times New Roman"/>
-          <w:i w:val="0"/>
-          <w:color w:val="1E293B"/>
-          <w:sz w:val="23"/>
-        </w:rPr>
-        <w:t>высококвалифицированный калибровщик, выполняющий подключение стабилизатора питания АКБ, вычитывание оригинального дампа ROM, редактирование калибровочных таблиц в WinOLS, пересчет контрольных сумм CRC и запись ПО во flash-память ЭБУ, а также формирование технического комментария.</w:t>
-      </w:r>
-    </w:p>
-    <w:p>
-      <w:pPr>
-        <w:spacing w:after="80" w:line="276" w:lineRule="auto"/>
-        <w:ind w:firstLine="709"/>
-        <w:jc w:val="both"/>
-      </w:pPr>
-      <w:r>
-        <w:rPr>
-          <w:rFonts w:ascii="Times New Roman" w:hAnsi="Times New Roman"/>
-          <w:b/>
-          <w:color w:val="0F172A"/>
-          <w:sz w:val="23"/>
-        </w:rPr>
-        <w:t xml:space="preserve">• КИС «Автосервис: Тюнинг» — </w:t>
-      </w:r>
-      <w:r>
-        <w:rPr>
-          <w:rFonts w:ascii="Times New Roman" w:hAnsi="Times New Roman"/>
-          <w:i w:val="0"/>
-          <w:color w:val="1E293B"/>
-          <w:sz w:val="23"/>
-        </w:rPr>
-        <w:t>серверный модуль автоматического архивирования оригинальных и тюнингованных прошивок по хэшу SHA-256, ведения базы калибровок, расчета гарантийных обязательств и генерации Акта выполненных работ.</w:t>
+        <w:t>В подпроцессе задействованы четыре функциональные дорожки: Мастер-приемщик, Инженер-диагност, Специалист по чип-тюнингу и КИС «Автосервис: Тюнинг».</w:t>
       </w:r>
     </w:p>
     <w:p>
@@ -971,7 +864,7 @@
           <w:color w:val="1E293B"/>
           <w:sz w:val="23"/>
         </w:rPr>
-        <w:t>наряд-заказ поступает на пост диагностики. Инженер-диагност считывает коды неисправностей (DTC) и текущие параметры датчиков (шаг 2.1). Шлюз «ДВС исправен?»: при выявлении пропусков зажигания, критического износа турбины или топливных отклонений оформляется акт дефектовки в КИС (шаг 2.2), и автомобиль снимается с поста. Прошивать неисправный двигатель категорически запрещено стандартом сервиса.</w:t>
+        <w:t>наряд-заказ поступает на пост диагностики. Инженер-диагност считывает коды неисправностей (DTC) и текущие параметры датчиков (шаг 2.1). Шлюз «ДВС исправен?»: при выявлении пропусков зажигания или механических дефектов оформляется отказ от прошивки (шаг 2.2).</w:t>
       </w:r>
     </w:p>
     <w:p>
@@ -996,7 +889,7 @@
           <w:color w:val="1E293B"/>
           <w:sz w:val="23"/>
         </w:rPr>
-        <w:t>автомобиль подключается к импульсному источнику питания 14V (GYS Flash 100A), калибровщик считывает стоковый дамп ROM через программатор (шаг 2.3). КИС в автоматическом фоновом режиме вычисляет контрольную сумму SHA-256 и архивирует оригинальный заводской файл в защищенное хранилище (шаг 2.4).</w:t>
+        <w:t>автомобиль подключается к источнику питания 14V, калибровщик считывает стоковый дамп ROM (шаг 2.3). КИС вычисляет хэш SHA-256 и архивирует заводской файл в защищенное хранилище (шаг 2.4).</w:t>
       </w:r>
     </w:p>
     <w:p>
@@ -1012,7 +905,7 @@
           <w:color w:val="0F172A"/>
           <w:sz w:val="23"/>
         </w:rPr>
-        <w:t xml:space="preserve">3. Калибровка и запись ПО: </w:t>
+        <w:t xml:space="preserve">3. Калибровка, запись и Recovery Mode: </w:t>
       </w:r>
       <w:r>
         <w:rPr>
@@ -1021,7 +914,7 @@
           <w:color w:val="1E293B"/>
           <w:sz w:val="23"/>
         </w:rPr>
-        <w:t>специалист производит модификацию калибровочных карт (давление наддува, лимитеры крутящего момента, топливоподача) в редакторе WinOLS, производит пересчет контрольной суммы CRC32 и производит запись данных во Flash-память ЭБУ (шаг 2.5).</w:t>
+        <w:t>специалист производит модификацию калибровочных карт в WinOLS, пересчитывает контрольные суммы CRC32 и производит запись ПО во Flash-память ЭБУ (шаг 2.5). При сбое записи активируется Recovery Mode (шаг 2.6).</w:t>
       </w:r>
     </w:p>
     <w:p>
@@ -1037,7 +930,7 @@
           <w:color w:val="0F172A"/>
           <w:sz w:val="23"/>
         </w:rPr>
-        <w:t xml:space="preserve">4. Контур отказоустойчивости (Recovery Mode): </w:t>
+        <w:t xml:space="preserve">4. Выполнение работ и внесение технического комментария: </w:t>
       </w:r>
       <w:r>
         <w:rPr>
@@ -1046,7 +939,7 @@
           <w:color w:val="1E293B"/>
           <w:sz w:val="23"/>
         </w:rPr>
-        <w:t>шлюз XOR «Запись OK?». В случае просадки питания или зависания шины CAN активируется шаг 2.6 «Recovery Mode»: программатор переводится в режим прямого низкоуровневого доступа к процессору (Bench/Boot mode) и восстанавливает блок из заводского бэкапа КИС с повторением записи.</w:t>
+        <w:t>после успешной записи калибровщик выполняет программный сброс адаптаций ЭБУ и вносит в КИС обязательный ТЕХНИЧЕСКИЙ КОММЕНТАРИЙ: версия софта, прирост мощности (+35 л.с. / +65 Нм), требования к бензину АИ-100 и регламент обслуживания (шаг 2.7).</w:t>
       </w:r>
     </w:p>
     <w:p>
@@ -1062,7 +955,7 @@
           <w:color w:val="0F172A"/>
           <w:sz w:val="23"/>
         </w:rPr>
-        <w:t xml:space="preserve">5. Выполнение работ и внесение технического комментария: </w:t>
+        <w:t xml:space="preserve">5. Выходной контроль и выдача Акта: </w:t>
       </w:r>
       <w:r>
         <w:rPr>
@@ -1071,57 +964,7 @@
           <w:color w:val="1E293B"/>
           <w:sz w:val="23"/>
         </w:rPr>
-        <w:t>после успешной записи калибровщик выполняет программный сброс ЭБУ, адаптаций дроссельной заслонки и топливной коррекции, а также вносит в электронную карточку наряда развернутый ТЕХНИЧЕСКИЙ КОММЕНТАРИЙ: версия залитого софта, расчетный прирост мощности (+35 л.с. / +65 Нм), требования к топливу (только АИ-100/98) и сервисные рекомендации (шаг 2.7).</w:t>
-      </w:r>
-    </w:p>
-    <w:p>
-      <w:pPr>
-        <w:spacing w:after="80" w:line="276" w:lineRule="auto"/>
-        <w:ind w:firstLine="709"/>
-        <w:jc w:val="both"/>
-      </w:pPr>
-      <w:r>
-        <w:rPr>
-          <w:rFonts w:ascii="Times New Roman" w:hAnsi="Times New Roman"/>
-          <w:b/>
-          <w:color w:val="0F172A"/>
-          <w:sz w:val="23"/>
-        </w:rPr>
-        <w:t xml:space="preserve">6. Выходной тест-драйв: </w:t>
-      </w:r>
-      <w:r>
-        <w:rPr>
-          <w:rFonts w:ascii="Times New Roman" w:hAnsi="Times New Roman"/>
-          <w:i w:val="0"/>
-          <w:color w:val="1E293B"/>
-          <w:sz w:val="23"/>
-        </w:rPr>
-        <w:t>диагност выполняет тестовый заезд под нагрузкой, снимая логи фактического наддува, углов опережения зажигания и детонационных откатов (Knock Retard). Шлюз «Логи в норме?»: при отсутствии детонации параметры передаются в КИС (шаг 2.8).</w:t>
-      </w:r>
-    </w:p>
-    <w:p>
-      <w:pPr>
-        <w:spacing w:after="80" w:line="276" w:lineRule="auto"/>
-        <w:ind w:firstLine="709"/>
-        <w:jc w:val="both"/>
-      </w:pPr>
-      <w:r>
-        <w:rPr>
-          <w:rFonts w:ascii="Times New Roman" w:hAnsi="Times New Roman"/>
-          <w:b/>
-          <w:color w:val="0F172A"/>
-          <w:sz w:val="23"/>
-        </w:rPr>
-        <w:t xml:space="preserve">7. Выдача Акта выполненных работ: </w:t>
-      </w:r>
-      <w:r>
-        <w:rPr>
-          <w:rFonts w:ascii="Times New Roman" w:hAnsi="Times New Roman"/>
-          <w:i w:val="0"/>
-          <w:color w:val="1E293B"/>
-          <w:sz w:val="23"/>
-        </w:rPr>
-        <w:t>КИС архивирует финальный файл прошивки, регистрирует электронную гарантию и автоматически генерирует выходной документ — «Акт выполненных работ и отчет о калибровке» (шаг 2.9). Мастер-приемщик подписывает акт с клиентом и выдает автомобиль с сертификатом (шаг 2.10).</w:t>
+        <w:t>диагност выполняет тестовый заезд под нагрузкой со снятием логов (шаг 2.8). КИС рассчитывает гарантию и автоматически генерирует выходной документ — «Акт выполненных работ и отчет о калибровке» (шаг 2.9). Мастер-приемщик подписывает акт с клиентом и выдает автомобиль (шаг 2.10).</w:t>
       </w:r>
     </w:p>
     <w:p>
@@ -1169,57 +1012,7 @@
           <w:color w:val="1E293B"/>
           <w:sz w:val="23"/>
         </w:rPr>
-        <w:t>Общая сквозная модель объединяет фронт-офисный этап оформления заявки (подпроцесс Данила) и производственно-технический этап исполнения работ (подпроцесс Карима). Связующими звеньями выступают формализованные информационные объекты — электронные документы КИС:</w:t>
-      </w:r>
-    </w:p>
-    <w:p>
-      <w:pPr>
-        <w:spacing w:after="80" w:line="276" w:lineRule="auto"/>
-        <w:ind w:firstLine="709"/>
-        <w:jc w:val="both"/>
-      </w:pPr>
-      <w:r>
-        <w:rPr>
-          <w:rFonts w:ascii="Times New Roman" w:hAnsi="Times New Roman"/>
-          <w:b/>
-          <w:color w:val="0F172A"/>
-          <w:sz w:val="23"/>
-        </w:rPr>
-        <w:t xml:space="preserve">• Документ «Наряд-заказ» — </w:t>
-      </w:r>
-      <w:r>
-        <w:rPr>
-          <w:rFonts w:ascii="Times New Roman" w:hAnsi="Times New Roman"/>
-          <w:i w:val="0"/>
-          <w:color w:val="1E293B"/>
-          <w:sz w:val="23"/>
-        </w:rPr>
-        <w:t>служит исходящим артефактом первого этапа и входящим управляющим документом для второго этапа. Содержит согласованное ТЗ, перечень опций (Stage 1 / Евро-2) и идентификаторы ТС.</w:t>
-      </w:r>
-    </w:p>
-    <w:p>
-      <w:pPr>
-        <w:spacing w:after="80" w:line="276" w:lineRule="auto"/>
-        <w:ind w:firstLine="709"/>
-        <w:jc w:val="both"/>
-      </w:pPr>
-      <w:r>
-        <w:rPr>
-          <w:rFonts w:ascii="Times New Roman" w:hAnsi="Times New Roman"/>
-          <w:b/>
-          <w:color w:val="0F172A"/>
-          <w:sz w:val="23"/>
-        </w:rPr>
-        <w:t xml:space="preserve">• Документ «Акт выполненных работ» — </w:t>
-      </w:r>
-      <w:r>
-        <w:rPr>
-          <w:rFonts w:ascii="Times New Roman" w:hAnsi="Times New Roman"/>
-          <w:i w:val="0"/>
-          <w:color w:val="1E293B"/>
-          <w:sz w:val="23"/>
-        </w:rPr>
-        <w:t>служит итоговым отчетным документом производственного этапа, фиксирующим успешное перепрограммирование, данные логов, гарантийный период и финальную стоимость для взаиморасчетов с заказчиком.</w:t>
+        <w:t>Общая сквозная модель объединяет фронт-офисный этап оформления заявки (подпроцесс Данила) и производственно-технический этап исполнения работ (подпроцесс Карима). Связующими звеньями выступают формализованные электронные документы КИС: «Наряд-заказ» (директива в цех) и «Акт выполненных работ» (отчет об исполнении).</w:t>
       </w:r>
     </w:p>
     <w:p>
@@ -1336,7 +1129,7 @@
           <w:color w:val="1E293B"/>
           <w:sz w:val="23"/>
         </w:rPr>
-        <w:t>Для формализации разделения зон ответственности между всеми участниками сквозного процесса в таблице 1 представлена сводная матрица RACI (Responsible — Исполнитель, Accountable — Ответственный, Consulted — Консультант, Informed — Информируемый).</w:t>
+        <w:t>Для формализации разделения зон ответственности между всеми участниками сквозного процесса в таблице 1 представлена сводная матрица RACI.</w:t>
       </w:r>
     </w:p>
     <w:tbl>
@@ -3011,7 +2804,1654 @@
           <w:color w:val="0F172A"/>
           <w:sz w:val="30"/>
         </w:rPr>
-        <w:t>4. ДЕТАЛЬНАЯ СПЕЦИФИКАЦИЯ ШАГОВ БИЗНЕС-ПРОЦЕССА (ДБС)</w:t>
+        <w:t>4. ОБЩАЯ РЕЛЯЦИОННАЯ МОДЕЛЬ ДАННЫХ (ERD) КИС «АВТОСЕРВИС»</w:t>
+      </w:r>
+    </w:p>
+    <w:p>
+      <w:pPr>
+        <w:keepNext/>
+        <w:spacing w:before="280" w:after="120"/>
+        <w:jc w:val="left"/>
+      </w:pPr>
+      <w:r>
+        <w:rPr>
+          <w:rFonts w:ascii="Times New Roman" w:hAnsi="Times New Roman"/>
+          <w:b/>
+          <w:color w:val="1E293B"/>
+          <w:sz w:val="26"/>
+        </w:rPr>
+        <w:t>4.1 Концепция нормализации и структура базы данных (3NF)</w:t>
+      </w:r>
+    </w:p>
+    <w:p>
+      <w:pPr>
+        <w:spacing w:after="80" w:line="276" w:lineRule="auto"/>
+        <w:ind w:firstLine="709"/>
+        <w:jc w:val="both"/>
+      </w:pPr>
+      <w:r>
+        <w:rPr>
+          <w:rFonts w:ascii="Times New Roman" w:hAnsi="Times New Roman"/>
+          <w:i w:val="0"/>
+          <w:color w:val="1E293B"/>
+          <w:sz w:val="23"/>
+        </w:rPr>
+        <w:t>В соответствии с техническим заданием на проектирование КИС разработана единая концептуально-логическая модель данных (ERD), связывающая воедино информационные сущности обоих студентов:</w:t>
+      </w:r>
+    </w:p>
+    <w:p>
+      <w:pPr>
+        <w:spacing w:after="80" w:line="276" w:lineRule="auto"/>
+        <w:ind w:firstLine="709"/>
+        <w:jc w:val="both"/>
+      </w:pPr>
+      <w:r>
+        <w:rPr>
+          <w:rFonts w:ascii="Times New Roman" w:hAnsi="Times New Roman"/>
+          <w:b/>
+          <w:color w:val="0F172A"/>
+          <w:sz w:val="23"/>
+        </w:rPr>
+        <w:t xml:space="preserve">1. Информационный контур Данила: </w:t>
+      </w:r>
+      <w:r>
+        <w:rPr>
+          <w:rFonts w:ascii="Times New Roman" w:hAnsi="Times New Roman"/>
+          <w:i w:val="0"/>
+          <w:color w:val="1E293B"/>
+          <w:sz w:val="23"/>
+        </w:rPr>
+        <w:t>включает таблицы контрагентов (Client), обслуживаемых автомобилей (Vehicle), заявок (Service_Request), прейскуранта (Price_List_Service) и ключевого документа — наряд-заказа (Work_Order, Work_Order_Item).</w:t>
+      </w:r>
+    </w:p>
+    <w:p>
+      <w:pPr>
+        <w:spacing w:after="80" w:line="276" w:lineRule="auto"/>
+        <w:ind w:firstLine="709"/>
+        <w:jc w:val="both"/>
+      </w:pPr>
+      <w:r>
+        <w:rPr>
+          <w:rFonts w:ascii="Times New Roman" w:hAnsi="Times New Roman"/>
+          <w:b/>
+          <w:color w:val="0F172A"/>
+          <w:sz w:val="23"/>
+        </w:rPr>
+        <w:t xml:space="preserve">2. Информационный контур Карима: </w:t>
+      </w:r>
+      <w:r>
+        <w:rPr>
+          <w:rFonts w:ascii="Times New Roman" w:hAnsi="Times New Roman"/>
+          <w:i w:val="0"/>
+          <w:color w:val="1E293B"/>
+          <w:sz w:val="23"/>
+        </w:rPr>
+        <w:t>включает таблицы спецификации ЭБУ (ECU_Specification), резервного архива стоковых дампов (Stock_Firmware), модифицированных калибровок (Tuning_Firmware), протоколов входного/выходного контроля (Diagnostic_Card), журнала прошивки с техническим комментарием (Execution_Log) и ключевого документа — акта сдачи-приемки (Work_Completion_Act).</w:t>
+      </w:r>
+    </w:p>
+    <w:p>
+      <w:pPr>
+        <w:spacing w:after="80" w:line="276" w:lineRule="auto"/>
+        <w:ind w:firstLine="709"/>
+        <w:jc w:val="both"/>
+      </w:pPr>
+      <w:r>
+        <w:rPr>
+          <w:rFonts w:ascii="Times New Roman" w:hAnsi="Times New Roman"/>
+          <w:b/>
+          <w:color w:val="0F172A"/>
+          <w:sz w:val="23"/>
+        </w:rPr>
+        <w:t xml:space="preserve">3. Общесистемный контур: </w:t>
+      </w:r>
+      <w:r>
+        <w:rPr>
+          <w:rFonts w:ascii="Times New Roman" w:hAnsi="Times New Roman"/>
+          <w:i w:val="0"/>
+          <w:color w:val="1E293B"/>
+          <w:sz w:val="23"/>
+        </w:rPr>
+        <w:t>таблица сотрудников сервиса (Employee), разграничивающая роли мастера, диагноста и калибровщика.</w:t>
+      </w:r>
+    </w:p>
+    <w:p>
+      <w:pPr>
+        <w:spacing w:after="80" w:line="276" w:lineRule="auto"/>
+        <w:ind w:firstLine="709"/>
+        <w:jc w:val="both"/>
+      </w:pPr>
+      <w:r>
+        <w:rPr>
+          <w:rFonts w:ascii="Times New Roman" w:hAnsi="Times New Roman"/>
+          <w:i w:val="0"/>
+          <w:color w:val="1E293B"/>
+          <w:sz w:val="23"/>
+        </w:rPr>
+        <w:t>База данных спроектирована в третьей нормальной форме (3NF). Все первичные ключи суррогатные целые числа (INT AUTO_INCREMENT), за исключением сущности Vehicle, где естественным первичным ключом служит уникальный международный 17-значный код VIN. Отношения между сущностями типизированы связями 1:N и 1:1 с контролем ссылочной целостности (Foreign Keys).</w:t>
+      </w:r>
+    </w:p>
+    <w:p>
+      <w:pPr>
+        <w:keepNext/>
+        <w:spacing w:before="280" w:after="120"/>
+        <w:jc w:val="left"/>
+      </w:pPr>
+      <w:r>
+        <w:rPr>
+          <w:rFonts w:ascii="Times New Roman" w:hAnsi="Times New Roman"/>
+          <w:b/>
+          <w:color w:val="1E293B"/>
+          <w:sz w:val="26"/>
+        </w:rPr>
+        <w:t>4.2 Графическая диаграмма ERD (Visio)</w:t>
+      </w:r>
+    </w:p>
+    <w:p>
+      <w:pPr>
+        <w:spacing w:after="80" w:line="276" w:lineRule="auto"/>
+        <w:ind w:firstLine="709"/>
+        <w:jc w:val="both"/>
+      </w:pPr>
+      <w:r>
+        <w:rPr>
+          <w:rFonts w:ascii="Times New Roman" w:hAnsi="Times New Roman"/>
+          <w:i w:val="0"/>
+          <w:color w:val="1E293B"/>
+          <w:sz w:val="23"/>
+        </w:rPr>
+        <w:t>На рисунке 4 приведена общая схема структуры базы данных КИС в среде Microsoft Visio с выделением функциональных зон Данила и Карима.</w:t>
+      </w:r>
+    </w:p>
+    <w:p>
+      <w:pPr>
+        <w:jc w:val="center"/>
+      </w:pPr>
+      <w:r>
+        <w:drawing>
+          <wp:inline xmlns:a="http://schemas.openxmlformats.org/drawingml/2006/main" xmlns:pic="http://schemas.openxmlformats.org/drawingml/2006/picture">
+            <wp:extent cx="5943600" cy="3854352"/>
+            <wp:docPr id="4" name="Picture 4"/>
+            <wp:cNvGraphicFramePr>
+              <a:graphicFrameLocks noChangeAspect="1"/>
+            </wp:cNvGraphicFramePr>
+            <a:graphic>
+              <a:graphicData uri="http://schemas.openxmlformats.org/drawingml/2006/picture">
+                <pic:pic>
+                  <pic:nvPicPr>
+                    <pic:cNvPr id="0" name="ER_модель_КИС_ЧипТюнинг.png"/>
+                    <pic:cNvPicPr/>
+                  </pic:nvPicPr>
+                  <pic:blipFill>
+                    <a:blip r:embed="rId12"/>
+                    <a:stretch>
+                      <a:fillRect/>
+                    </a:stretch>
+                  </pic:blipFill>
+                  <pic:spPr>
+                    <a:xfrm>
+                      <a:off x="0" y="0"/>
+                      <a:ext cx="5943600" cy="3854352"/>
+                    </a:xfrm>
+                    <a:prstGeom prst="rect"/>
+                  </pic:spPr>
+                </pic:pic>
+              </a:graphicData>
+            </a:graphic>
+          </wp:inline>
+        </w:drawing>
+      </w:r>
+    </w:p>
+    <w:p>
+      <w:pPr>
+        <w:jc w:val="center"/>
+      </w:pPr>
+      <w:r>
+        <w:rPr>
+          <w:rFonts w:ascii="Times New Roman" w:hAnsi="Times New Roman"/>
+          <w:b/>
+          <w:color w:val="1E293B"/>
+          <w:sz w:val="20"/>
+        </w:rPr>
+        <w:t>Рисунок 4 – Общая реляционная модель данных (ERD) КИС «Автосервис: Чип-тюнинг» (Visio, 3NF)</w:t>
+      </w:r>
+    </w:p>
+    <w:p>
+      <w:pPr>
+        <w:keepNext/>
+        <w:spacing w:before="280" w:after="120"/>
+        <w:jc w:val="left"/>
+      </w:pPr>
+      <w:r>
+        <w:rPr>
+          <w:rFonts w:ascii="Times New Roman" w:hAnsi="Times New Roman"/>
+          <w:b/>
+          <w:color w:val="1E293B"/>
+          <w:sz w:val="26"/>
+        </w:rPr>
+        <w:t>4.3 Сводная спецификация таблиц реляционной модели</w:t>
+      </w:r>
+    </w:p>
+    <w:p>
+      <w:pPr>
+        <w:spacing w:after="80" w:line="276" w:lineRule="auto"/>
+        <w:ind w:firstLine="709"/>
+        <w:jc w:val="both"/>
+      </w:pPr>
+      <w:r>
+        <w:rPr>
+          <w:rFonts w:ascii="Times New Roman" w:hAnsi="Times New Roman"/>
+          <w:i w:val="0"/>
+          <w:color w:val="1E293B"/>
+          <w:sz w:val="23"/>
+        </w:rPr>
+        <w:t>В таблице 2 приведено краткое описание 13 спроектированных таблиц базы данных с указанием их функциональной роли и первичных ключей.</w:t>
+      </w:r>
+    </w:p>
+    <w:tbl>
+      <w:tblPr>
+        <w:tblW w:type="auto" w:w="0"/>
+        <w:jc w:val="center"/>
+        <w:tblLayout w:type="fixed"/>
+        <w:tblLook w:firstColumn="1" w:firstRow="1" w:lastColumn="0" w:lastRow="0" w:noHBand="0" w:noVBand="1" w:val="04A0"/>
+      </w:tblPr>
+      <w:tblGrid>
+        <w:gridCol w:w="1871"/>
+        <w:gridCol w:w="1871"/>
+        <w:gridCol w:w="1871"/>
+        <w:gridCol w:w="1871"/>
+        <w:gridCol w:w="1871"/>
+      </w:tblGrid>
+      <w:tr>
+        <w:tc>
+          <w:tcPr>
+            <w:tcW w:type="dxa" w:w="2154"/>
+            <w:shd w:fill="1E293B"/>
+          </w:tcPr>
+          <w:p>
+            <w:pPr>
+              <w:jc w:val="center"/>
+            </w:pPr>
+            <w:r>
+              <w:rPr>
+                <w:rFonts w:ascii="Times New Roman" w:hAnsi="Times New Roman"/>
+                <w:b/>
+                <w:color w:val="FFFFFF"/>
+                <w:sz w:val="18"/>
+              </w:rPr>
+              <w:t>Имя таблицы</w:t>
+            </w:r>
+          </w:p>
+        </w:tc>
+        <w:tc>
+          <w:tcPr>
+            <w:tcW w:type="dxa" w:w="1814"/>
+            <w:shd w:fill="1E293B"/>
+          </w:tcPr>
+          <w:p>
+            <w:pPr>
+              <w:jc w:val="center"/>
+            </w:pPr>
+            <w:r>
+              <w:rPr>
+                <w:rFonts w:ascii="Times New Roman" w:hAnsi="Times New Roman"/>
+                <w:b/>
+                <w:color w:val="FFFFFF"/>
+                <w:sz w:val="18"/>
+              </w:rPr>
+              <w:t>Первичный ключ (PK)</w:t>
+            </w:r>
+          </w:p>
+        </w:tc>
+        <w:tc>
+          <w:tcPr>
+            <w:tcW w:type="dxa" w:w="2041"/>
+            <w:shd w:fill="1E293B"/>
+          </w:tcPr>
+          <w:p>
+            <w:pPr>
+              <w:jc w:val="center"/>
+            </w:pPr>
+            <w:r>
+              <w:rPr>
+                <w:rFonts w:ascii="Times New Roman" w:hAnsi="Times New Roman"/>
+                <w:b/>
+                <w:color w:val="FFFFFF"/>
+                <w:sz w:val="18"/>
+              </w:rPr>
+              <w:t>Внешние ключи (FK)</w:t>
+            </w:r>
+          </w:p>
+        </w:tc>
+        <w:tc>
+          <w:tcPr>
+            <w:tcW w:type="dxa" w:w="2381"/>
+            <w:shd w:fill="1E293B"/>
+          </w:tcPr>
+          <w:p>
+            <w:pPr>
+              <w:jc w:val="center"/>
+            </w:pPr>
+            <w:r>
+              <w:rPr>
+                <w:rFonts w:ascii="Times New Roman" w:hAnsi="Times New Roman"/>
+                <w:b/>
+                <w:color w:val="FFFFFF"/>
+                <w:sz w:val="18"/>
+              </w:rPr>
+              <w:t>Назначение сущности</w:t>
+            </w:r>
+          </w:p>
+        </w:tc>
+        <w:tc>
+          <w:tcPr>
+            <w:tcW w:type="dxa" w:w="1247"/>
+            <w:shd w:fill="1E293B"/>
+          </w:tcPr>
+          <w:p>
+            <w:pPr>
+              <w:jc w:val="center"/>
+            </w:pPr>
+            <w:r>
+              <w:rPr>
+                <w:rFonts w:ascii="Times New Roman" w:hAnsi="Times New Roman"/>
+                <w:b/>
+                <w:color w:val="FFFFFF"/>
+                <w:sz w:val="18"/>
+              </w:rPr>
+              <w:t>Контур / Зона</w:t>
+            </w:r>
+          </w:p>
+        </w:tc>
+      </w:tr>
+      <w:tr>
+        <w:tc>
+          <w:tcPr>
+            <w:tcW w:type="dxa" w:w="2154"/>
+            <w:shd w:fill="F8FAFC"/>
+          </w:tcPr>
+          <w:p>
+            <w:pPr>
+              <w:jc w:val="left"/>
+            </w:pPr>
+            <w:r>
+              <w:rPr>
+                <w:rFonts w:ascii="Times New Roman" w:hAnsi="Times New Roman"/>
+                <w:color w:val="1E293B"/>
+                <w:sz w:val="17"/>
+              </w:rPr>
+              <w:t>Client</w:t>
+            </w:r>
+          </w:p>
+        </w:tc>
+        <w:tc>
+          <w:tcPr>
+            <w:tcW w:type="dxa" w:w="1814"/>
+            <w:shd w:fill="F8FAFC"/>
+          </w:tcPr>
+          <w:p>
+            <w:pPr>
+              <w:jc w:val="left"/>
+            </w:pPr>
+            <w:r>
+              <w:rPr>
+                <w:rFonts w:ascii="Times New Roman" w:hAnsi="Times New Roman"/>
+                <w:color w:val="1E293B"/>
+                <w:sz w:val="17"/>
+              </w:rPr>
+              <w:t>id_client (INT)</w:t>
+            </w:r>
+          </w:p>
+        </w:tc>
+        <w:tc>
+          <w:tcPr>
+            <w:tcW w:type="dxa" w:w="2041"/>
+            <w:shd w:fill="F8FAFC"/>
+          </w:tcPr>
+          <w:p>
+            <w:pPr>
+              <w:jc w:val="left"/>
+            </w:pPr>
+            <w:r>
+              <w:rPr>
+                <w:rFonts w:ascii="Times New Roman" w:hAnsi="Times New Roman"/>
+                <w:color w:val="1E293B"/>
+                <w:sz w:val="17"/>
+              </w:rPr>
+              <w:t>—</w:t>
+            </w:r>
+          </w:p>
+        </w:tc>
+        <w:tc>
+          <w:tcPr>
+            <w:tcW w:type="dxa" w:w="2381"/>
+            <w:shd w:fill="F8FAFC"/>
+          </w:tcPr>
+          <w:p>
+            <w:pPr>
+              <w:jc w:val="left"/>
+            </w:pPr>
+            <w:r>
+              <w:rPr>
+                <w:rFonts w:ascii="Times New Roman" w:hAnsi="Times New Roman"/>
+                <w:color w:val="1E293B"/>
+                <w:sz w:val="17"/>
+              </w:rPr>
+              <w:t>Учет физических и юридических лиц</w:t>
+            </w:r>
+          </w:p>
+        </w:tc>
+        <w:tc>
+          <w:tcPr>
+            <w:tcW w:type="dxa" w:w="1247"/>
+            <w:shd w:fill="F8FAFC"/>
+          </w:tcPr>
+          <w:p>
+            <w:pPr>
+              <w:jc w:val="center"/>
+            </w:pPr>
+            <w:r>
+              <w:rPr>
+                <w:rFonts w:ascii="Times New Roman" w:hAnsi="Times New Roman"/>
+                <w:color w:val="1E293B"/>
+                <w:sz w:val="17"/>
+              </w:rPr>
+              <w:t>Данил</w:t>
+            </w:r>
+          </w:p>
+        </w:tc>
+      </w:tr>
+      <w:tr>
+        <w:tc>
+          <w:tcPr>
+            <w:tcW w:type="dxa" w:w="2154"/>
+            <w:shd w:fill="FFFFFF"/>
+          </w:tcPr>
+          <w:p>
+            <w:pPr>
+              <w:jc w:val="left"/>
+            </w:pPr>
+            <w:r>
+              <w:rPr>
+                <w:rFonts w:ascii="Times New Roman" w:hAnsi="Times New Roman"/>
+                <w:color w:val="1E293B"/>
+                <w:sz w:val="17"/>
+              </w:rPr>
+              <w:t>Vehicle</w:t>
+            </w:r>
+          </w:p>
+        </w:tc>
+        <w:tc>
+          <w:tcPr>
+            <w:tcW w:type="dxa" w:w="1814"/>
+            <w:shd w:fill="FFFFFF"/>
+          </w:tcPr>
+          <w:p>
+            <w:pPr>
+              <w:jc w:val="left"/>
+            </w:pPr>
+            <w:r>
+              <w:rPr>
+                <w:rFonts w:ascii="Times New Roman" w:hAnsi="Times New Roman"/>
+                <w:color w:val="1E293B"/>
+                <w:sz w:val="17"/>
+              </w:rPr>
+              <w:t>vin_code (VARCHAR 17)</w:t>
+            </w:r>
+          </w:p>
+        </w:tc>
+        <w:tc>
+          <w:tcPr>
+            <w:tcW w:type="dxa" w:w="2041"/>
+            <w:shd w:fill="FFFFFF"/>
+          </w:tcPr>
+          <w:p>
+            <w:pPr>
+              <w:jc w:val="left"/>
+            </w:pPr>
+            <w:r>
+              <w:rPr>
+                <w:rFonts w:ascii="Times New Roman" w:hAnsi="Times New Roman"/>
+                <w:color w:val="1E293B"/>
+                <w:sz w:val="17"/>
+              </w:rPr>
+              <w:t>id_client, id_ecu</w:t>
+            </w:r>
+          </w:p>
+        </w:tc>
+        <w:tc>
+          <w:tcPr>
+            <w:tcW w:type="dxa" w:w="2381"/>
+            <w:shd w:fill="FFFFFF"/>
+          </w:tcPr>
+          <w:p>
+            <w:pPr>
+              <w:jc w:val="left"/>
+            </w:pPr>
+            <w:r>
+              <w:rPr>
+                <w:rFonts w:ascii="Times New Roman" w:hAnsi="Times New Roman"/>
+                <w:color w:val="1E293B"/>
+                <w:sz w:val="17"/>
+              </w:rPr>
+              <w:t>Паспортные данные обслуживаемых авто</w:t>
+            </w:r>
+          </w:p>
+        </w:tc>
+        <w:tc>
+          <w:tcPr>
+            <w:tcW w:type="dxa" w:w="1247"/>
+            <w:shd w:fill="FFFFFF"/>
+          </w:tcPr>
+          <w:p>
+            <w:pPr>
+              <w:jc w:val="center"/>
+            </w:pPr>
+            <w:r>
+              <w:rPr>
+                <w:rFonts w:ascii="Times New Roman" w:hAnsi="Times New Roman"/>
+                <w:color w:val="1E293B"/>
+                <w:sz w:val="17"/>
+              </w:rPr>
+              <w:t>Данил</w:t>
+            </w:r>
+          </w:p>
+        </w:tc>
+      </w:tr>
+      <w:tr>
+        <w:tc>
+          <w:tcPr>
+            <w:tcW w:type="dxa" w:w="2154"/>
+            <w:shd w:fill="F8FAFC"/>
+          </w:tcPr>
+          <w:p>
+            <w:pPr>
+              <w:jc w:val="left"/>
+            </w:pPr>
+            <w:r>
+              <w:rPr>
+                <w:rFonts w:ascii="Times New Roman" w:hAnsi="Times New Roman"/>
+                <w:color w:val="1E293B"/>
+                <w:sz w:val="17"/>
+              </w:rPr>
+              <w:t>Service_Request</w:t>
+            </w:r>
+          </w:p>
+        </w:tc>
+        <w:tc>
+          <w:tcPr>
+            <w:tcW w:type="dxa" w:w="1814"/>
+            <w:shd w:fill="F8FAFC"/>
+          </w:tcPr>
+          <w:p>
+            <w:pPr>
+              <w:jc w:val="left"/>
+            </w:pPr>
+            <w:r>
+              <w:rPr>
+                <w:rFonts w:ascii="Times New Roman" w:hAnsi="Times New Roman"/>
+                <w:color w:val="1E293B"/>
+                <w:sz w:val="17"/>
+              </w:rPr>
+              <w:t>id_request (INT)</w:t>
+            </w:r>
+          </w:p>
+        </w:tc>
+        <w:tc>
+          <w:tcPr>
+            <w:tcW w:type="dxa" w:w="2041"/>
+            <w:shd w:fill="F8FAFC"/>
+          </w:tcPr>
+          <w:p>
+            <w:pPr>
+              <w:jc w:val="left"/>
+            </w:pPr>
+            <w:r>
+              <w:rPr>
+                <w:rFonts w:ascii="Times New Roman" w:hAnsi="Times New Roman"/>
+                <w:color w:val="1E293B"/>
+                <w:sz w:val="17"/>
+              </w:rPr>
+              <w:t>id_client, vin_code, id_employee</w:t>
+            </w:r>
+          </w:p>
+        </w:tc>
+        <w:tc>
+          <w:tcPr>
+            <w:tcW w:type="dxa" w:w="2381"/>
+            <w:shd w:fill="F8FAFC"/>
+          </w:tcPr>
+          <w:p>
+            <w:pPr>
+              <w:jc w:val="left"/>
+            </w:pPr>
+            <w:r>
+              <w:rPr>
+                <w:rFonts w:ascii="Times New Roman" w:hAnsi="Times New Roman"/>
+                <w:color w:val="1E293B"/>
+                <w:sz w:val="17"/>
+              </w:rPr>
+              <w:t>Первичные заявки и пожелания клиентов</w:t>
+            </w:r>
+          </w:p>
+        </w:tc>
+        <w:tc>
+          <w:tcPr>
+            <w:tcW w:type="dxa" w:w="1247"/>
+            <w:shd w:fill="F8FAFC"/>
+          </w:tcPr>
+          <w:p>
+            <w:pPr>
+              <w:jc w:val="center"/>
+            </w:pPr>
+            <w:r>
+              <w:rPr>
+                <w:rFonts w:ascii="Times New Roman" w:hAnsi="Times New Roman"/>
+                <w:color w:val="1E293B"/>
+                <w:sz w:val="17"/>
+              </w:rPr>
+              <w:t>Данил</w:t>
+            </w:r>
+          </w:p>
+        </w:tc>
+      </w:tr>
+      <w:tr>
+        <w:tc>
+          <w:tcPr>
+            <w:tcW w:type="dxa" w:w="2154"/>
+            <w:shd w:fill="FFFFFF"/>
+          </w:tcPr>
+          <w:p>
+            <w:pPr>
+              <w:jc w:val="left"/>
+            </w:pPr>
+            <w:r>
+              <w:rPr>
+                <w:rFonts w:ascii="Times New Roman" w:hAnsi="Times New Roman"/>
+                <w:color w:val="1E293B"/>
+                <w:sz w:val="17"/>
+              </w:rPr>
+              <w:t>Price_List_Service</w:t>
+            </w:r>
+          </w:p>
+        </w:tc>
+        <w:tc>
+          <w:tcPr>
+            <w:tcW w:type="dxa" w:w="1814"/>
+            <w:shd w:fill="FFFFFF"/>
+          </w:tcPr>
+          <w:p>
+            <w:pPr>
+              <w:jc w:val="left"/>
+            </w:pPr>
+            <w:r>
+              <w:rPr>
+                <w:rFonts w:ascii="Times New Roman" w:hAnsi="Times New Roman"/>
+                <w:color w:val="1E293B"/>
+                <w:sz w:val="17"/>
+              </w:rPr>
+              <w:t>id_service (INT)</w:t>
+            </w:r>
+          </w:p>
+        </w:tc>
+        <w:tc>
+          <w:tcPr>
+            <w:tcW w:type="dxa" w:w="2041"/>
+            <w:shd w:fill="FFFFFF"/>
+          </w:tcPr>
+          <w:p>
+            <w:pPr>
+              <w:jc w:val="left"/>
+            </w:pPr>
+            <w:r>
+              <w:rPr>
+                <w:rFonts w:ascii="Times New Roman" w:hAnsi="Times New Roman"/>
+                <w:color w:val="1E293B"/>
+                <w:sz w:val="17"/>
+              </w:rPr>
+              <w:t>—</w:t>
+            </w:r>
+          </w:p>
+        </w:tc>
+        <w:tc>
+          <w:tcPr>
+            <w:tcW w:type="dxa" w:w="2381"/>
+            <w:shd w:fill="FFFFFF"/>
+          </w:tcPr>
+          <w:p>
+            <w:pPr>
+              <w:jc w:val="left"/>
+            </w:pPr>
+            <w:r>
+              <w:rPr>
+                <w:rFonts w:ascii="Times New Roman" w:hAnsi="Times New Roman"/>
+                <w:color w:val="1E293B"/>
+                <w:sz w:val="17"/>
+              </w:rPr>
+              <w:t>Справочник тарифов и нормо-часов</w:t>
+            </w:r>
+          </w:p>
+        </w:tc>
+        <w:tc>
+          <w:tcPr>
+            <w:tcW w:type="dxa" w:w="1247"/>
+            <w:shd w:fill="FFFFFF"/>
+          </w:tcPr>
+          <w:p>
+            <w:pPr>
+              <w:jc w:val="center"/>
+            </w:pPr>
+            <w:r>
+              <w:rPr>
+                <w:rFonts w:ascii="Times New Roman" w:hAnsi="Times New Roman"/>
+                <w:color w:val="1E293B"/>
+                <w:sz w:val="17"/>
+              </w:rPr>
+              <w:t>Справочник</w:t>
+            </w:r>
+          </w:p>
+        </w:tc>
+      </w:tr>
+      <w:tr>
+        <w:tc>
+          <w:tcPr>
+            <w:tcW w:type="dxa" w:w="2154"/>
+            <w:shd w:fill="F8FAFC"/>
+          </w:tcPr>
+          <w:p>
+            <w:pPr>
+              <w:jc w:val="left"/>
+            </w:pPr>
+            <w:r>
+              <w:rPr>
+                <w:rFonts w:ascii="Times New Roman" w:hAnsi="Times New Roman"/>
+                <w:color w:val="1E293B"/>
+                <w:sz w:val="17"/>
+              </w:rPr>
+              <w:t>Work_Order</w:t>
+            </w:r>
+          </w:p>
+        </w:tc>
+        <w:tc>
+          <w:tcPr>
+            <w:tcW w:type="dxa" w:w="1814"/>
+            <w:shd w:fill="F8FAFC"/>
+          </w:tcPr>
+          <w:p>
+            <w:pPr>
+              <w:jc w:val="left"/>
+            </w:pPr>
+            <w:r>
+              <w:rPr>
+                <w:rFonts w:ascii="Times New Roman" w:hAnsi="Times New Roman"/>
+                <w:color w:val="1E293B"/>
+                <w:sz w:val="17"/>
+              </w:rPr>
+              <w:t>id_order (INT)</w:t>
+            </w:r>
+          </w:p>
+        </w:tc>
+        <w:tc>
+          <w:tcPr>
+            <w:tcW w:type="dxa" w:w="2041"/>
+            <w:shd w:fill="F8FAFC"/>
+          </w:tcPr>
+          <w:p>
+            <w:pPr>
+              <w:jc w:val="left"/>
+            </w:pPr>
+            <w:r>
+              <w:rPr>
+                <w:rFonts w:ascii="Times New Roman" w:hAnsi="Times New Roman"/>
+                <w:color w:val="1E293B"/>
+                <w:sz w:val="17"/>
+              </w:rPr>
+              <w:t>id_request, vin_code, id_master</w:t>
+            </w:r>
+          </w:p>
+        </w:tc>
+        <w:tc>
+          <w:tcPr>
+            <w:tcW w:type="dxa" w:w="2381"/>
+            <w:shd w:fill="F8FAFC"/>
+          </w:tcPr>
+          <w:p>
+            <w:pPr>
+              <w:jc w:val="left"/>
+            </w:pPr>
+            <w:r>
+              <w:rPr>
+                <w:rFonts w:ascii="Times New Roman" w:hAnsi="Times New Roman"/>
+                <w:color w:val="1E293B"/>
+                <w:sz w:val="17"/>
+              </w:rPr>
+              <w:t>Ключевой документ Данила (Наряд-заказ)</w:t>
+            </w:r>
+          </w:p>
+        </w:tc>
+        <w:tc>
+          <w:tcPr>
+            <w:tcW w:type="dxa" w:w="1247"/>
+            <w:shd w:fill="F8FAFC"/>
+          </w:tcPr>
+          <w:p>
+            <w:pPr>
+              <w:jc w:val="center"/>
+            </w:pPr>
+            <w:r>
+              <w:rPr>
+                <w:rFonts w:ascii="Times New Roman" w:hAnsi="Times New Roman"/>
+                <w:color w:val="1E293B"/>
+                <w:sz w:val="17"/>
+              </w:rPr>
+              <w:t>Данил</w:t>
+            </w:r>
+          </w:p>
+        </w:tc>
+      </w:tr>
+      <w:tr>
+        <w:tc>
+          <w:tcPr>
+            <w:tcW w:type="dxa" w:w="2154"/>
+            <w:shd w:fill="FFFFFF"/>
+          </w:tcPr>
+          <w:p>
+            <w:pPr>
+              <w:jc w:val="left"/>
+            </w:pPr>
+            <w:r>
+              <w:rPr>
+                <w:rFonts w:ascii="Times New Roman" w:hAnsi="Times New Roman"/>
+                <w:color w:val="1E293B"/>
+                <w:sz w:val="17"/>
+              </w:rPr>
+              <w:t>Work_Order_Item</w:t>
+            </w:r>
+          </w:p>
+        </w:tc>
+        <w:tc>
+          <w:tcPr>
+            <w:tcW w:type="dxa" w:w="1814"/>
+            <w:shd w:fill="FFFFFF"/>
+          </w:tcPr>
+          <w:p>
+            <w:pPr>
+              <w:jc w:val="left"/>
+            </w:pPr>
+            <w:r>
+              <w:rPr>
+                <w:rFonts w:ascii="Times New Roman" w:hAnsi="Times New Roman"/>
+                <w:color w:val="1E293B"/>
+                <w:sz w:val="17"/>
+              </w:rPr>
+              <w:t>id_order_item (INT)</w:t>
+            </w:r>
+          </w:p>
+        </w:tc>
+        <w:tc>
+          <w:tcPr>
+            <w:tcW w:type="dxa" w:w="2041"/>
+            <w:shd w:fill="FFFFFF"/>
+          </w:tcPr>
+          <w:p>
+            <w:pPr>
+              <w:jc w:val="left"/>
+            </w:pPr>
+            <w:r>
+              <w:rPr>
+                <w:rFonts w:ascii="Times New Roman" w:hAnsi="Times New Roman"/>
+                <w:color w:val="1E293B"/>
+                <w:sz w:val="17"/>
+              </w:rPr>
+              <w:t>id_order, id_service</w:t>
+            </w:r>
+          </w:p>
+        </w:tc>
+        <w:tc>
+          <w:tcPr>
+            <w:tcW w:type="dxa" w:w="2381"/>
+            <w:shd w:fill="FFFFFF"/>
+          </w:tcPr>
+          <w:p>
+            <w:pPr>
+              <w:jc w:val="left"/>
+            </w:pPr>
+            <w:r>
+              <w:rPr>
+                <w:rFonts w:ascii="Times New Roman" w:hAnsi="Times New Roman"/>
+                <w:color w:val="1E293B"/>
+                <w:sz w:val="17"/>
+              </w:rPr>
+              <w:t>Позиции работ и калькуляция сметы</w:t>
+            </w:r>
+          </w:p>
+        </w:tc>
+        <w:tc>
+          <w:tcPr>
+            <w:tcW w:type="dxa" w:w="1247"/>
+            <w:shd w:fill="FFFFFF"/>
+          </w:tcPr>
+          <w:p>
+            <w:pPr>
+              <w:jc w:val="center"/>
+            </w:pPr>
+            <w:r>
+              <w:rPr>
+                <w:rFonts w:ascii="Times New Roman" w:hAnsi="Times New Roman"/>
+                <w:color w:val="1E293B"/>
+                <w:sz w:val="17"/>
+              </w:rPr>
+              <w:t>Данил</w:t>
+            </w:r>
+          </w:p>
+        </w:tc>
+      </w:tr>
+      <w:tr>
+        <w:tc>
+          <w:tcPr>
+            <w:tcW w:type="dxa" w:w="2154"/>
+            <w:shd w:fill="F8FAFC"/>
+          </w:tcPr>
+          <w:p>
+            <w:pPr>
+              <w:jc w:val="left"/>
+            </w:pPr>
+            <w:r>
+              <w:rPr>
+                <w:rFonts w:ascii="Times New Roman" w:hAnsi="Times New Roman"/>
+                <w:color w:val="1E293B"/>
+                <w:sz w:val="17"/>
+              </w:rPr>
+              <w:t>ECU_Specification</w:t>
+            </w:r>
+          </w:p>
+        </w:tc>
+        <w:tc>
+          <w:tcPr>
+            <w:tcW w:type="dxa" w:w="1814"/>
+            <w:shd w:fill="F8FAFC"/>
+          </w:tcPr>
+          <w:p>
+            <w:pPr>
+              <w:jc w:val="left"/>
+            </w:pPr>
+            <w:r>
+              <w:rPr>
+                <w:rFonts w:ascii="Times New Roman" w:hAnsi="Times New Roman"/>
+                <w:color w:val="1E293B"/>
+                <w:sz w:val="17"/>
+              </w:rPr>
+              <w:t>id_ecu (INT)</w:t>
+            </w:r>
+          </w:p>
+        </w:tc>
+        <w:tc>
+          <w:tcPr>
+            <w:tcW w:type="dxa" w:w="2041"/>
+            <w:shd w:fill="F8FAFC"/>
+          </w:tcPr>
+          <w:p>
+            <w:pPr>
+              <w:jc w:val="left"/>
+            </w:pPr>
+            <w:r>
+              <w:rPr>
+                <w:rFonts w:ascii="Times New Roman" w:hAnsi="Times New Roman"/>
+                <w:color w:val="1E293B"/>
+                <w:sz w:val="17"/>
+              </w:rPr>
+              <w:t>—</w:t>
+            </w:r>
+          </w:p>
+        </w:tc>
+        <w:tc>
+          <w:tcPr>
+            <w:tcW w:type="dxa" w:w="2381"/>
+            <w:shd w:fill="F8FAFC"/>
+          </w:tcPr>
+          <w:p>
+            <w:pPr>
+              <w:jc w:val="left"/>
+            </w:pPr>
+            <w:r>
+              <w:rPr>
+                <w:rFonts w:ascii="Times New Roman" w:hAnsi="Times New Roman"/>
+                <w:color w:val="1E293B"/>
+                <w:sz w:val="17"/>
+              </w:rPr>
+              <w:t>Каталог блоков управления и процессоров</w:t>
+            </w:r>
+          </w:p>
+        </w:tc>
+        <w:tc>
+          <w:tcPr>
+            <w:tcW w:type="dxa" w:w="1247"/>
+            <w:shd w:fill="F8FAFC"/>
+          </w:tcPr>
+          <w:p>
+            <w:pPr>
+              <w:jc w:val="center"/>
+            </w:pPr>
+            <w:r>
+              <w:rPr>
+                <w:rFonts w:ascii="Times New Roman" w:hAnsi="Times New Roman"/>
+                <w:color w:val="1E293B"/>
+                <w:sz w:val="17"/>
+              </w:rPr>
+              <w:t>Справочник</w:t>
+            </w:r>
+          </w:p>
+        </w:tc>
+      </w:tr>
+      <w:tr>
+        <w:tc>
+          <w:tcPr>
+            <w:tcW w:type="dxa" w:w="2154"/>
+            <w:shd w:fill="FFFFFF"/>
+          </w:tcPr>
+          <w:p>
+            <w:pPr>
+              <w:jc w:val="left"/>
+            </w:pPr>
+            <w:r>
+              <w:rPr>
+                <w:rFonts w:ascii="Times New Roman" w:hAnsi="Times New Roman"/>
+                <w:color w:val="1E293B"/>
+                <w:sz w:val="17"/>
+              </w:rPr>
+              <w:t>Stock_Firmware</w:t>
+            </w:r>
+          </w:p>
+        </w:tc>
+        <w:tc>
+          <w:tcPr>
+            <w:tcW w:type="dxa" w:w="1814"/>
+            <w:shd w:fill="FFFFFF"/>
+          </w:tcPr>
+          <w:p>
+            <w:pPr>
+              <w:jc w:val="left"/>
+            </w:pPr>
+            <w:r>
+              <w:rPr>
+                <w:rFonts w:ascii="Times New Roman" w:hAnsi="Times New Roman"/>
+                <w:color w:val="1E293B"/>
+                <w:sz w:val="17"/>
+              </w:rPr>
+              <w:t>id_stock (INT)</w:t>
+            </w:r>
+          </w:p>
+        </w:tc>
+        <w:tc>
+          <w:tcPr>
+            <w:tcW w:type="dxa" w:w="2041"/>
+            <w:shd w:fill="FFFFFF"/>
+          </w:tcPr>
+          <w:p>
+            <w:pPr>
+              <w:jc w:val="left"/>
+            </w:pPr>
+            <w:r>
+              <w:rPr>
+                <w:rFonts w:ascii="Times New Roman" w:hAnsi="Times New Roman"/>
+                <w:color w:val="1E293B"/>
+                <w:sz w:val="17"/>
+              </w:rPr>
+              <w:t>vin_code, id_order</w:t>
+            </w:r>
+          </w:p>
+        </w:tc>
+        <w:tc>
+          <w:tcPr>
+            <w:tcW w:type="dxa" w:w="2381"/>
+            <w:shd w:fill="FFFFFF"/>
+          </w:tcPr>
+          <w:p>
+            <w:pPr>
+              <w:jc w:val="left"/>
+            </w:pPr>
+            <w:r>
+              <w:rPr>
+                <w:rFonts w:ascii="Times New Roman" w:hAnsi="Times New Roman"/>
+                <w:color w:val="1E293B"/>
+                <w:sz w:val="17"/>
+              </w:rPr>
+              <w:t>Архив заводских прошивок (SHA-256)</w:t>
+            </w:r>
+          </w:p>
+        </w:tc>
+        <w:tc>
+          <w:tcPr>
+            <w:tcW w:type="dxa" w:w="1247"/>
+            <w:shd w:fill="FFFFFF"/>
+          </w:tcPr>
+          <w:p>
+            <w:pPr>
+              <w:jc w:val="center"/>
+            </w:pPr>
+            <w:r>
+              <w:rPr>
+                <w:rFonts w:ascii="Times New Roman" w:hAnsi="Times New Roman"/>
+                <w:color w:val="1E293B"/>
+                <w:sz w:val="17"/>
+              </w:rPr>
+              <w:t>Карим</w:t>
+            </w:r>
+          </w:p>
+        </w:tc>
+      </w:tr>
+      <w:tr>
+        <w:tc>
+          <w:tcPr>
+            <w:tcW w:type="dxa" w:w="2154"/>
+            <w:shd w:fill="F8FAFC"/>
+          </w:tcPr>
+          <w:p>
+            <w:pPr>
+              <w:jc w:val="left"/>
+            </w:pPr>
+            <w:r>
+              <w:rPr>
+                <w:rFonts w:ascii="Times New Roman" w:hAnsi="Times New Roman"/>
+                <w:color w:val="1E293B"/>
+                <w:sz w:val="17"/>
+              </w:rPr>
+              <w:t>Tuning_Firmware</w:t>
+            </w:r>
+          </w:p>
+        </w:tc>
+        <w:tc>
+          <w:tcPr>
+            <w:tcW w:type="dxa" w:w="1814"/>
+            <w:shd w:fill="F8FAFC"/>
+          </w:tcPr>
+          <w:p>
+            <w:pPr>
+              <w:jc w:val="left"/>
+            </w:pPr>
+            <w:r>
+              <w:rPr>
+                <w:rFonts w:ascii="Times New Roman" w:hAnsi="Times New Roman"/>
+                <w:color w:val="1E293B"/>
+                <w:sz w:val="17"/>
+              </w:rPr>
+              <w:t>id_tuned (INT)</w:t>
+            </w:r>
+          </w:p>
+        </w:tc>
+        <w:tc>
+          <w:tcPr>
+            <w:tcW w:type="dxa" w:w="2041"/>
+            <w:shd w:fill="F8FAFC"/>
+          </w:tcPr>
+          <w:p>
+            <w:pPr>
+              <w:jc w:val="left"/>
+            </w:pPr>
+            <w:r>
+              <w:rPr>
+                <w:rFonts w:ascii="Times New Roman" w:hAnsi="Times New Roman"/>
+                <w:color w:val="1E293B"/>
+                <w:sz w:val="17"/>
+              </w:rPr>
+              <w:t>id_stock</w:t>
+            </w:r>
+          </w:p>
+        </w:tc>
+        <w:tc>
+          <w:tcPr>
+            <w:tcW w:type="dxa" w:w="2381"/>
+            <w:shd w:fill="F8FAFC"/>
+          </w:tcPr>
+          <w:p>
+            <w:pPr>
+              <w:jc w:val="left"/>
+            </w:pPr>
+            <w:r>
+              <w:rPr>
+                <w:rFonts w:ascii="Times New Roman" w:hAnsi="Times New Roman"/>
+                <w:color w:val="1E293B"/>
+                <w:sz w:val="17"/>
+              </w:rPr>
+              <w:t>Каталог модифицированных прошивок (CRC32)</w:t>
+            </w:r>
+          </w:p>
+        </w:tc>
+        <w:tc>
+          <w:tcPr>
+            <w:tcW w:type="dxa" w:w="1247"/>
+            <w:shd w:fill="F8FAFC"/>
+          </w:tcPr>
+          <w:p>
+            <w:pPr>
+              <w:jc w:val="center"/>
+            </w:pPr>
+            <w:r>
+              <w:rPr>
+                <w:rFonts w:ascii="Times New Roman" w:hAnsi="Times New Roman"/>
+                <w:color w:val="1E293B"/>
+                <w:sz w:val="17"/>
+              </w:rPr>
+              <w:t>Карим</w:t>
+            </w:r>
+          </w:p>
+        </w:tc>
+      </w:tr>
+      <w:tr>
+        <w:tc>
+          <w:tcPr>
+            <w:tcW w:type="dxa" w:w="2154"/>
+            <w:shd w:fill="FFFFFF"/>
+          </w:tcPr>
+          <w:p>
+            <w:pPr>
+              <w:jc w:val="left"/>
+            </w:pPr>
+            <w:r>
+              <w:rPr>
+                <w:rFonts w:ascii="Times New Roman" w:hAnsi="Times New Roman"/>
+                <w:color w:val="1E293B"/>
+                <w:sz w:val="17"/>
+              </w:rPr>
+              <w:t>Diagnostic_Card</w:t>
+            </w:r>
+          </w:p>
+        </w:tc>
+        <w:tc>
+          <w:tcPr>
+            <w:tcW w:type="dxa" w:w="1814"/>
+            <w:shd w:fill="FFFFFF"/>
+          </w:tcPr>
+          <w:p>
+            <w:pPr>
+              <w:jc w:val="left"/>
+            </w:pPr>
+            <w:r>
+              <w:rPr>
+                <w:rFonts w:ascii="Times New Roman" w:hAnsi="Times New Roman"/>
+                <w:color w:val="1E293B"/>
+                <w:sz w:val="17"/>
+              </w:rPr>
+              <w:t>id_diag (INT)</w:t>
+            </w:r>
+          </w:p>
+        </w:tc>
+        <w:tc>
+          <w:tcPr>
+            <w:tcW w:type="dxa" w:w="2041"/>
+            <w:shd w:fill="FFFFFF"/>
+          </w:tcPr>
+          <w:p>
+            <w:pPr>
+              <w:jc w:val="left"/>
+            </w:pPr>
+            <w:r>
+              <w:rPr>
+                <w:rFonts w:ascii="Times New Roman" w:hAnsi="Times New Roman"/>
+                <w:color w:val="1E293B"/>
+                <w:sz w:val="17"/>
+              </w:rPr>
+              <w:t>id_order, id_diagnostician</w:t>
+            </w:r>
+          </w:p>
+        </w:tc>
+        <w:tc>
+          <w:tcPr>
+            <w:tcW w:type="dxa" w:w="2381"/>
+            <w:shd w:fill="FFFFFF"/>
+          </w:tcPr>
+          <w:p>
+            <w:pPr>
+              <w:jc w:val="left"/>
+            </w:pPr>
+            <w:r>
+              <w:rPr>
+                <w:rFonts w:ascii="Times New Roman" w:hAnsi="Times New Roman"/>
+                <w:color w:val="1E293B"/>
+                <w:sz w:val="17"/>
+              </w:rPr>
+              <w:t>Протоколы входной/выходной диагностики</w:t>
+            </w:r>
+          </w:p>
+        </w:tc>
+        <w:tc>
+          <w:tcPr>
+            <w:tcW w:type="dxa" w:w="1247"/>
+            <w:shd w:fill="FFFFFF"/>
+          </w:tcPr>
+          <w:p>
+            <w:pPr>
+              <w:jc w:val="center"/>
+            </w:pPr>
+            <w:r>
+              <w:rPr>
+                <w:rFonts w:ascii="Times New Roman" w:hAnsi="Times New Roman"/>
+                <w:color w:val="1E293B"/>
+                <w:sz w:val="17"/>
+              </w:rPr>
+              <w:t>Карим</w:t>
+            </w:r>
+          </w:p>
+        </w:tc>
+      </w:tr>
+      <w:tr>
+        <w:tc>
+          <w:tcPr>
+            <w:tcW w:type="dxa" w:w="2154"/>
+            <w:shd w:fill="F8FAFC"/>
+          </w:tcPr>
+          <w:p>
+            <w:pPr>
+              <w:jc w:val="left"/>
+            </w:pPr>
+            <w:r>
+              <w:rPr>
+                <w:rFonts w:ascii="Times New Roman" w:hAnsi="Times New Roman"/>
+                <w:color w:val="1E293B"/>
+                <w:sz w:val="17"/>
+              </w:rPr>
+              <w:t>Execution_Log</w:t>
+            </w:r>
+          </w:p>
+        </w:tc>
+        <w:tc>
+          <w:tcPr>
+            <w:tcW w:type="dxa" w:w="1814"/>
+            <w:shd w:fill="F8FAFC"/>
+          </w:tcPr>
+          <w:p>
+            <w:pPr>
+              <w:jc w:val="left"/>
+            </w:pPr>
+            <w:r>
+              <w:rPr>
+                <w:rFonts w:ascii="Times New Roman" w:hAnsi="Times New Roman"/>
+                <w:color w:val="1E293B"/>
+                <w:sz w:val="17"/>
+              </w:rPr>
+              <w:t>id_log (INT)</w:t>
+            </w:r>
+          </w:p>
+        </w:tc>
+        <w:tc>
+          <w:tcPr>
+            <w:tcW w:type="dxa" w:w="2041"/>
+            <w:shd w:fill="F8FAFC"/>
+          </w:tcPr>
+          <w:p>
+            <w:pPr>
+              <w:jc w:val="left"/>
+            </w:pPr>
+            <w:r>
+              <w:rPr>
+                <w:rFonts w:ascii="Times New Roman" w:hAnsi="Times New Roman"/>
+                <w:color w:val="1E293B"/>
+                <w:sz w:val="17"/>
+              </w:rPr>
+              <w:t>id_order, id_tuned, id_tuner</w:t>
+            </w:r>
+          </w:p>
+        </w:tc>
+        <w:tc>
+          <w:tcPr>
+            <w:tcW w:type="dxa" w:w="2381"/>
+            <w:shd w:fill="F8FAFC"/>
+          </w:tcPr>
+          <w:p>
+            <w:pPr>
+              <w:jc w:val="left"/>
+            </w:pPr>
+            <w:r>
+              <w:rPr>
+                <w:rFonts w:ascii="Times New Roman" w:hAnsi="Times New Roman"/>
+                <w:color w:val="1E293B"/>
+                <w:sz w:val="17"/>
+              </w:rPr>
+              <w:t>Журнал прошивки + ТЕХНИЧЕСКИЙ КОММЕНТАРИЙ</w:t>
+            </w:r>
+          </w:p>
+        </w:tc>
+        <w:tc>
+          <w:tcPr>
+            <w:tcW w:type="dxa" w:w="1247"/>
+            <w:shd w:fill="F8FAFC"/>
+          </w:tcPr>
+          <w:p>
+            <w:pPr>
+              <w:jc w:val="center"/>
+            </w:pPr>
+            <w:r>
+              <w:rPr>
+                <w:rFonts w:ascii="Times New Roman" w:hAnsi="Times New Roman"/>
+                <w:color w:val="1E293B"/>
+                <w:sz w:val="17"/>
+              </w:rPr>
+              <w:t>Карим</w:t>
+            </w:r>
+          </w:p>
+        </w:tc>
+      </w:tr>
+      <w:tr>
+        <w:tc>
+          <w:tcPr>
+            <w:tcW w:type="dxa" w:w="2154"/>
+            <w:shd w:fill="FFFFFF"/>
+          </w:tcPr>
+          <w:p>
+            <w:pPr>
+              <w:jc w:val="left"/>
+            </w:pPr>
+            <w:r>
+              <w:rPr>
+                <w:rFonts w:ascii="Times New Roman" w:hAnsi="Times New Roman"/>
+                <w:color w:val="1E293B"/>
+                <w:sz w:val="17"/>
+              </w:rPr>
+              <w:t>Work_Completion_Act</w:t>
+            </w:r>
+          </w:p>
+        </w:tc>
+        <w:tc>
+          <w:tcPr>
+            <w:tcW w:type="dxa" w:w="1814"/>
+            <w:shd w:fill="FFFFFF"/>
+          </w:tcPr>
+          <w:p>
+            <w:pPr>
+              <w:jc w:val="left"/>
+            </w:pPr>
+            <w:r>
+              <w:rPr>
+                <w:rFonts w:ascii="Times New Roman" w:hAnsi="Times New Roman"/>
+                <w:color w:val="1E293B"/>
+                <w:sz w:val="17"/>
+              </w:rPr>
+              <w:t>id_act (INT)</w:t>
+            </w:r>
+          </w:p>
+        </w:tc>
+        <w:tc>
+          <w:tcPr>
+            <w:tcW w:type="dxa" w:w="2041"/>
+            <w:shd w:fill="FFFFFF"/>
+          </w:tcPr>
+          <w:p>
+            <w:pPr>
+              <w:jc w:val="left"/>
+            </w:pPr>
+            <w:r>
+              <w:rPr>
+                <w:rFonts w:ascii="Times New Roman" w:hAnsi="Times New Roman"/>
+                <w:color w:val="1E293B"/>
+                <w:sz w:val="17"/>
+              </w:rPr>
+              <w:t>id_order, id_tuned, id_master</w:t>
+            </w:r>
+          </w:p>
+        </w:tc>
+        <w:tc>
+          <w:tcPr>
+            <w:tcW w:type="dxa" w:w="2381"/>
+            <w:shd w:fill="FFFFFF"/>
+          </w:tcPr>
+          <w:p>
+            <w:pPr>
+              <w:jc w:val="left"/>
+            </w:pPr>
+            <w:r>
+              <w:rPr>
+                <w:rFonts w:ascii="Times New Roman" w:hAnsi="Times New Roman"/>
+                <w:color w:val="1E293B"/>
+                <w:sz w:val="17"/>
+              </w:rPr>
+              <w:t>Ключевой документ Карима (Акт сдачи-приемки)</w:t>
+            </w:r>
+          </w:p>
+        </w:tc>
+        <w:tc>
+          <w:tcPr>
+            <w:tcW w:type="dxa" w:w="1247"/>
+            <w:shd w:fill="FFFFFF"/>
+          </w:tcPr>
+          <w:p>
+            <w:pPr>
+              <w:jc w:val="center"/>
+            </w:pPr>
+            <w:r>
+              <w:rPr>
+                <w:rFonts w:ascii="Times New Roman" w:hAnsi="Times New Roman"/>
+                <w:color w:val="1E293B"/>
+                <w:sz w:val="17"/>
+              </w:rPr>
+              <w:t>Карим</w:t>
+            </w:r>
+          </w:p>
+        </w:tc>
+      </w:tr>
+      <w:tr>
+        <w:tc>
+          <w:tcPr>
+            <w:tcW w:type="dxa" w:w="2154"/>
+            <w:shd w:fill="F8FAFC"/>
+          </w:tcPr>
+          <w:p>
+            <w:pPr>
+              <w:jc w:val="left"/>
+            </w:pPr>
+            <w:r>
+              <w:rPr>
+                <w:rFonts w:ascii="Times New Roman" w:hAnsi="Times New Roman"/>
+                <w:color w:val="1E293B"/>
+                <w:sz w:val="17"/>
+              </w:rPr>
+              <w:t>Employee</w:t>
+            </w:r>
+          </w:p>
+        </w:tc>
+        <w:tc>
+          <w:tcPr>
+            <w:tcW w:type="dxa" w:w="1814"/>
+            <w:shd w:fill="F8FAFC"/>
+          </w:tcPr>
+          <w:p>
+            <w:pPr>
+              <w:jc w:val="left"/>
+            </w:pPr>
+            <w:r>
+              <w:rPr>
+                <w:rFonts w:ascii="Times New Roman" w:hAnsi="Times New Roman"/>
+                <w:color w:val="1E293B"/>
+                <w:sz w:val="17"/>
+              </w:rPr>
+              <w:t>id_employee (INT)</w:t>
+            </w:r>
+          </w:p>
+        </w:tc>
+        <w:tc>
+          <w:tcPr>
+            <w:tcW w:type="dxa" w:w="2041"/>
+            <w:shd w:fill="F8FAFC"/>
+          </w:tcPr>
+          <w:p>
+            <w:pPr>
+              <w:jc w:val="left"/>
+            </w:pPr>
+            <w:r>
+              <w:rPr>
+                <w:rFonts w:ascii="Times New Roman" w:hAnsi="Times New Roman"/>
+                <w:color w:val="1E293B"/>
+                <w:sz w:val="17"/>
+              </w:rPr>
+              <w:t>—</w:t>
+            </w:r>
+          </w:p>
+        </w:tc>
+        <w:tc>
+          <w:tcPr>
+            <w:tcW w:type="dxa" w:w="2381"/>
+            <w:shd w:fill="F8FAFC"/>
+          </w:tcPr>
+          <w:p>
+            <w:pPr>
+              <w:jc w:val="left"/>
+            </w:pPr>
+            <w:r>
+              <w:rPr>
+                <w:rFonts w:ascii="Times New Roman" w:hAnsi="Times New Roman"/>
+                <w:color w:val="1E293B"/>
+                <w:sz w:val="17"/>
+              </w:rPr>
+              <w:t>Штатные сотрудники и уровни доступа в КИС</w:t>
+            </w:r>
+          </w:p>
+        </w:tc>
+        <w:tc>
+          <w:tcPr>
+            <w:tcW w:type="dxa" w:w="1247"/>
+            <w:shd w:fill="F8FAFC"/>
+          </w:tcPr>
+          <w:p>
+            <w:pPr>
+              <w:jc w:val="center"/>
+            </w:pPr>
+            <w:r>
+              <w:rPr>
+                <w:rFonts w:ascii="Times New Roman" w:hAnsi="Times New Roman"/>
+                <w:color w:val="1E293B"/>
+                <w:sz w:val="17"/>
+              </w:rPr>
+              <w:t>Справочник</w:t>
+            </w:r>
+          </w:p>
+        </w:tc>
+      </w:tr>
+    </w:tbl>
+    <w:p>
+      <w:pPr>
+        <w:jc w:val="left"/>
+      </w:pPr>
+      <w:r>
+        <w:rPr>
+          <w:rFonts w:ascii="Times New Roman" w:hAnsi="Times New Roman"/>
+          <w:i/>
+          <w:sz w:val="20"/>
+        </w:rPr>
+        <w:t>Таблица 2 – Реестр сущностей общей реляционной модели данных (ERD)</w:t>
+      </w:r>
+    </w:p>
+    <w:p>
+      <w:pPr>
+        <w:keepNext/>
+        <w:spacing w:before="280" w:after="120"/>
+        <w:jc w:val="center"/>
+      </w:pPr>
+      <w:r>
+        <w:rPr>
+          <w:rFonts w:ascii="Times New Roman" w:hAnsi="Times New Roman"/>
+          <w:b/>
+          <w:color w:val="0F172A"/>
+          <w:sz w:val="30"/>
+        </w:rPr>
+        <w:t>5. ДЕТАЛЬНАЯ СПЕЦИФИКАЦИЯ ШАГОВ БИЗНЕС-ПРОЦЕССА (ДБС)</w:t>
       </w:r>
     </w:p>
     <w:p>
@@ -6203,7 +7643,7 @@
           <w:color w:val="0F172A"/>
           <w:sz w:val="30"/>
         </w:rPr>
-        <w:t>5. АРХИТЕКТУРА ИНТЕГРАЦИИ И ЗАЩИТЫ ДАННЫХ В КИС</w:t>
+        <w:t>6. АРХИТЕКТУРА ИНТЕГРАЦИИ И ЗАЩИТЫ ДАННЫХ В КИС</w:t>
       </w:r>
     </w:p>
     <w:p>
@@ -6219,7 +7659,7 @@
           <w:color w:val="1E293B"/>
           <w:sz w:val="23"/>
         </w:rPr>
-        <w:t>Функционирование динамической модели автосервиса опирается на следующие интеграционные механизмы:</w:t>
+        <w:t>Функционирование динамической и информационной модели автосервиса опирается на следующие интеграционные механизмы:</w:t>
       </w:r>
     </w:p>
     <w:p>
@@ -6351,7 +7791,7 @@
           <w:color w:val="1E293B"/>
           <w:sz w:val="23"/>
         </w:rPr>
-        <w:t>В результате выполнения лабораторной работы студентами Гайнановым Д.И. (Данил) и [Партнером] (Карим) были успешно спроектированы и верифицированы динамические модели ключевых подпроцессов автосервисного предприятия в строгой нотации BPMN 2.0:</w:t>
+        <w:t>В результате выполнения комплексной лабораторной работы студентами Гайнановым Д.И. (Данил) и [Партнером] (Карим) были успешно спроектированы и верифицированы динамические и реляционные модели автосервисного предприятия в строгом соответствии с требованиями КИС:</w:t>
       </w:r>
     </w:p>
     <w:p>
@@ -6367,7 +7807,7 @@
           <w:color w:val="1E293B"/>
           <w:sz w:val="23"/>
         </w:rPr>
-        <w:t>1. Разработана динамическая модель подпроцесса 1 «Оформление заявки клиента» (Данил), обеспечивающая сквозную фиксацию потребностей, проверку совместимости ЭБУ, калькуляцию сметы и выпуск ключевого документа — «Наряд-заказ».</w:t>
+        <w:t>1. Разработана динамическая модель подпроцесса 1 «Оформление заявки клиента» (Данил) с выпуском ключевого документа «Наряд-заказ».</w:t>
       </w:r>
     </w:p>
     <w:p>
@@ -6383,7 +7823,7 @@
           <w:color w:val="1E293B"/>
           <w:sz w:val="23"/>
         </w:rPr>
-        <w:t>2. Разработана динамическая модель подпроцесса 2 «Исполнение наряд-заказа» (Карим), охватывающая цепочку от получения наряд-заказа до глубокой диагностики, вычитки стока, калибровки, записи с обязательным техническим комментарием мастера и выпуском выходного документа — «Акт выполненных работ».</w:t>
+        <w:t>2. Разработана динамическая модель подпроцесса 2 «Исполнение наряд-заказа» (Карим) по регламенту «Получение наряд-заказа -&gt; Выполнение + технический комментарий -&gt; Выдача Акта выполненных работ».</w:t>
       </w:r>
     </w:p>
     <w:p>
@@ -6399,7 +7839,7 @@
           <w:color w:val="1E293B"/>
           <w:sz w:val="23"/>
         </w:rPr>
-        <w:t>3. Сформирована общая сквозная интеграционная модель, демонстрирующая взаимодействие клиентской зоны и производственного цеха через документооборот КИС.</w:t>
+        <w:t>3. Сформирована общая сквозная интеграционная модель BPMN 2.0, демонстрирующая взаимодействие клиентской зоны и производственного цеха через документооборот КИС.</w:t>
       </w:r>
     </w:p>
     <w:p>
@@ -6415,7 +7855,7 @@
           <w:color w:val="1E293B"/>
           <w:sz w:val="23"/>
         </w:rPr>
-        <w:t>4. Все графические диаграммы созданы в среде Microsoft Visio (.vsdx) с соблюдением требований стандарта BPMN 2.0 (синий стиль действий, значки документов с загнутым уголком, прозрачный фон подписей стрелок).</w:t>
+        <w:t>4. Спроектирована общая реляционная модель данных (ERD) в третьей нормальной форме (3NF), включающая 13 таблиц, охватывающих контуры обоих студентов.</w:t>
       </w:r>
     </w:p>
     <w:p>
@@ -6431,7 +7871,23 @@
           <w:color w:val="1E293B"/>
           <w:sz w:val="23"/>
         </w:rPr>
-        <w:t>5. Составлена сводная матрица ответственности RACI и детальные спецификации бизнес-сценариев (ДБС) с описанием атрибутов экранных форм КИС.</w:t>
+        <w:t>5. Все графические диаграммы созданы в среде Microsoft Visio (.vsdx) с соблюдением требований стандарта BPMN 2.0 (синий стиль действий, значки документов с загнутым уголком, прозрачный фон подписей стрелок) и стандарта IDEF1X/Crow's Foot для ERD.</w:t>
+      </w:r>
+    </w:p>
+    <w:p>
+      <w:pPr>
+        <w:spacing w:after="80" w:line="276" w:lineRule="auto"/>
+        <w:ind w:firstLine="709"/>
+        <w:jc w:val="both"/>
+      </w:pPr>
+      <w:r>
+        <w:rPr>
+          <w:rFonts w:ascii="Times New Roman" w:hAnsi="Times New Roman"/>
+          <w:i w:val="0"/>
+          <w:color w:val="1E293B"/>
+          <w:sz w:val="23"/>
+        </w:rPr>
+        <w:t>6. Составлена сводная матрица ответственности RACI и детальные спецификации бизнес-сценариев (ДБС) с описанием атрибутов экранных форм КИС.</w:t>
       </w:r>
     </w:p>
     <w:p>
@@ -6473,7 +7929,7 @@
           <w:rFonts w:ascii="Times New Roman" w:hAnsi="Times New Roman"/>
           <w:sz w:val="22"/>
         </w:rPr>
-        <w:t>2. Корпоративные информационные системы: курс лекций / сост. М.С. Демченко. — Уфа: УУНиТ (УГАТУ), каф. АСУ, 2024–2026.</w:t>
+        <w:t>2. Дейт К.Дж. Введение в системы баз данных: пер. с англ. — 8-е изд. — М.: Издательский дом «Вильямс», 2018. — 1328 с.</w:t>
       </w:r>
     </w:p>
     <w:p>
@@ -6486,7 +7942,7 @@
           <w:rFonts w:ascii="Times New Roman" w:hAnsi="Times New Roman"/>
           <w:sz w:val="22"/>
         </w:rPr>
-        <w:t>3. Репин В.В., Елиферов В.Г. Процессный подход к управлению. Моделирование бизнес-процессов. — М.: РИА «Стандарты и качество», 2019. — 408 с.</w:t>
+        <w:t>3. Корпоративные информационные системы: курс лекций / сост. М.С. Демченко. — Уфа: УУНиТ (УГАТУ), каф. АСУ, 2024–2026.</w:t>
       </w:r>
     </w:p>
     <w:p>
@@ -6499,7 +7955,7 @@
           <w:rFonts w:ascii="Times New Roman" w:hAnsi="Times New Roman"/>
           <w:sz w:val="22"/>
         </w:rPr>
-        <w:t>4. Громов А.И. Управление бизнес-процессами: современные методы: монография / А.И. Громов, А. Фляйшман, В. Шмидт. — М.: Издательство Юрайт, 2021. — 367 с.</w:t>
+        <w:t>4. Репин В.В., Елиферов В.Г. Процессный подход к управлению. Моделирование бизнес-процессов. — М.: РИА «Стандарты и качество», 2019. — 408 с.</w:t>
       </w:r>
     </w:p>
     <w:p>
@@ -6512,7 +7968,7 @@
           <w:rFonts w:ascii="Times New Roman" w:hAnsi="Times New Roman"/>
           <w:sz w:val="22"/>
         </w:rPr>
-        <w:t>5. Bosch. Automotive Electrics and Automotive Electronics: Systems and Components, Networking and Hybrid Drive (Bosch Professional Automotive Information). — Springer Vieweg, 2018. — 530 p.</w:t>
+        <w:t>5. Громов А.И. Управление бизнес-процессами: современные методы: монография / А.И. Громов, А. Фляйшман, В. Шмидт. — М.: Издательство Юрайт, 2021. — 367 с.</w:t>
       </w:r>
     </w:p>
     <w:p>
@@ -6525,7 +7981,20 @@
           <w:rFonts w:ascii="Times New Roman" w:hAnsi="Times New Roman"/>
           <w:sz w:val="22"/>
         </w:rPr>
-        <w:t>6. SAE J2534-1: Recommended Practice for Pass-Thru Programming. — SAE International, 2020.</w:t>
+        <w:t>6. Bosch. Automotive Electrics and Automotive Electronics: Systems and Components, Networking and Hybrid Drive (Bosch Professional Automotive Information). — Springer Vieweg, 2018. — 530 p.</w:t>
+      </w:r>
+    </w:p>
+    <w:p>
+      <w:pPr>
+        <w:spacing w:after="60" w:line="276" w:lineRule="auto"/>
+        <w:ind w:firstLine="709"/>
+      </w:pPr>
+      <w:r>
+        <w:rPr>
+          <w:rFonts w:ascii="Times New Roman" w:hAnsi="Times New Roman"/>
+          <w:sz w:val="22"/>
+        </w:rPr>
+        <w:t>7. SAE J2534-1: Recommended Practice for Pass-Thru Programming. — SAE International, 2020.</w:t>
       </w:r>
     </w:p>
     <w:sectPr>
